--- a/backend/tests/fixtures/b_hir001_bolum_rektor.docx
+++ b/backend/tests/fixtures/b_hir001_bolum_rektor.docx
@@ -43,15 +43,30 @@
     </w:p>
     <w:p>
       <w:pPr>
-        <w:jc w:val="left"/>
+        <w:tabs>
+          <w:tab w:val="right" w:pos="10206"/>
+        </w:tabs>
       </w:pPr>
       <w:r>
         <w:rPr>
           <w:rFonts w:ascii="Times New Roman" w:hAnsi="Times New Roman"/>
-          <w:b w:val="0"/>
           <w:sz w:val="24"/>
         </w:rPr>
-        <w:t>Sayı: F.01.2-2025/042                    Tarih: 26.05.2025</w:t>
+        <w:t>Sayı: F.01.2-2025/042</w:t>
+      </w:r>
+      <w:r>
+        <w:rPr>
+          <w:rFonts w:ascii="Times New Roman" w:hAnsi="Times New Roman"/>
+          <w:sz w:val="24"/>
+        </w:rPr>
+        <w:tab/>
+      </w:r>
+      <w:r>
+        <w:rPr>
+          <w:rFonts w:ascii="Times New Roman" w:hAnsi="Times New Roman"/>
+          <w:sz w:val="24"/>
+        </w:rPr>
+        <w:t>Tarih: 26.05.2025</w:t>
       </w:r>
     </w:p>
     <w:p>
